--- a/PUBLISHED/biol-1/module_keys/module-07-molecular-genetics-keys-to-success.docx
+++ b/PUBLISHED/biol-1/module_keys/module-07-molecular-genetics-keys-to-success.docx
@@ -19,16 +19,17 @@
     </w:p>
     <w:p>
       <w:r>
-        <w:t>State the Central Dogma of Molecular Biology: DNA → RNA → Protein  Describe the structure of DNA (double helix, nucleotides, base pairing rules)  Explain the process of DNA replication and why it is semi-conservative  Describe transcription: how DNA is copied into mRNA  Describe translation: how mRNA is decoded into a polypeptide at the ribosome  Explain the roles of mRNA, tRNA, and rRNA in protein synthesis  Use the genetic code (codon table) to determine amino acid sequences   The Central Dogma</w:t>
+        <w:t>Describe the structure of DNA (double helix, nucleotides, base pairing)  Explain how DNA is copied (replication)  Explain how DNA is read to make RNA (transcription)  Explain how RNA is read to make a protein (translation)  Use a codon table to figure out amino acid sequences  Describe what mutations are and how they affect proteins   The Big Picture: The Central Dogma</w:t>
       </w:r>
     </w:p>
     <w:p>
       <w:r>
-        <w:t>DNA  →  RNA  →  Protein</w:t>
-        <w:br/>
-        <w:t xml:space="preserve">         ↑         ↑</w:t>
-        <w:br/>
-        <w:t xml:space="preserve">    Replication  Transcription  Translation   DNA stores genetic information (the "blueprint")  RNA carries and translates the information (the "messenger" and "decoder")  Protein performs cellular functions (the "worker")   Key Terms to Know</w:t>
+        <w:t>DNA → RNA → Protein This is the flow of genetic information in all living things.</w:t>
+      </w:r>
+    </w:p>
+    <w:p>
+      <w:r>
+        <w:t>DNA = the instruction book (stored in the nucleus)  RNA = the copy of one instruction (carries it to the ribosome)  Protein = the finished product (does the actual work in the cell)   Key Terms</w:t>
       </w:r>
     </w:p>
     <w:p>
@@ -38,42 +39,32 @@
     </w:p>
     <w:p>
       <w:r>
-        <w:t>Nucleotide — Monomer of nucleic acids: phosphate group + sugar + nitrogenous base  Deoxyribose — The sugar in DNA nucleotides  Nitrogenous Bases — Adenine (A), Thymine (T), Guanine (G), Cytosine (C)  Base Pairing Rules — A pairs with T (2 hydrogen bonds); G pairs with C (3 hydrogen bonds)  Double Helix — Two antiparallel strands wound around each other  Antiparallel — The two DNA strands run in opposite directions (5′ → 3′ and 3′ → 5′)  Complementary — Each strand determines the sequence of the other via base pairing  Chromosome — A long, continuous DNA molecule packaged with histone proteins  Gene — A segment of DNA that encodes a functional product (usually a protein)   DNA Replication</w:t>
+        <w:t>Nucleotide — The building block of DNA: a phosphate + a sugar + a base  Four DNA Bases — Adenine (A), Thymine (T), Guanine (G), Cytosine (C)  Base Pairing — A pairs with T (2 bonds); G pairs with C (3 bonds)  Double Helix — Two strands twisted around each other, running in opposite directions  Gene — A section of DNA that codes for one protein  Chromosome — A long DNA molecule packaged with proteins   DNA Replication (Copying DNA)</w:t>
       </w:r>
     </w:p>
     <w:p>
       <w:r>
-        <w:t>Semi-Conservative Replication — Each new DNA molecule has one original strand and one new strand  Helicase — Enzyme that unwinds and separates the double helix  DNA Polymerase — Enzyme that synthesizes new DNA by adding nucleotides (5′ → 3′ direction only)  Leading Strand — Synthesized continuously in the direction of the replication fork  Lagging Strand — Synthesized in short fragments (Okazaki fragments) away from the fork  Primase — Enzyme that makes a short RNA primer to start replication  Ligase — Enzyme that joins Okazaki fragments together  Origin of Replication — Where replication begins; produces a replication bubble   Transcription (DNA → RNA)</w:t>
+        <w:t>Helicase — Unzips the double helix  DNA Polymerase — Builds the new strand by matching bases (only works 5′→3′)  Leading Strand — Built continuously (smooth and easy)  Lagging Strand — Built in short pieces called Okazaki fragments  Primase — Lays down a short RNA starter (primer)  Ligase — Glues the fragments together  Semi-conservative — Each new DNA molecule has one old strand and one new strand   Transcription (DNA → RNA)</w:t>
       </w:r>
     </w:p>
     <w:p>
       <w:r>
-        <w:t>RNA — Single-stranded nucleic acid; uses ribose sugar and uracil (U) instead of thymine (T)  mRNA (Messenger RNA) — Carries the genetic message from DNA to the ribosome  RNA Polymerase — Enzyme that synthesizes mRNA using the DNA template strand  Template Strand — The DNA strand read by RNA polymerase (3′ → 5′)  Coding Strand — The DNA strand NOT read; has same sequence as mRNA (except T→U)  Promoter — DNA sequence that signals where transcription begins  Terminator — DNA sequence that signals where transcription ends  5′ Cap and Poly-A Tail — Modifications added to eukaryotic mRNA for protection and export  Introns — Non-coding sequences removed during RNA processing (spliced out)  Exons — Coding sequences retained in the mature mRNA   Translation (RNA → Protein)</w:t>
+        <w:t>RNA Polymerase — Reads DNA and builds mRNA  mRNA — The messenger; carries the gene's code to the ribosome  RNA uses Uracil (U) instead of Thymine (T) — So A pairs with U in RNA  Promoter — The "start here" signal on DNA  In eukaryotes: introns are removed , exons stay (EX-ons are EX-pressed)   Translation (RNA → Protein)</w:t>
       </w:r>
     </w:p>
     <w:p>
       <w:r>
-        <w:t>Codon — A three-nucleotide sequence on mRNA that specifies one amino acid  Genetic Code — The set of rules mapping codons to amino acids (64 codons, 20 amino acids)  Start Codon — AUG (codes for methionine; signals where translation begins)  Stop Codons — UAA, UAG, UGA (signal end of translation; no amino acid)  tRNA (Transfer RNA) — Carries amino acids to the ribosome; has an anticodon that pairs with mRNA codon  Anticodon — Three-nucleotide sequence on tRNA complementary to the mRNA codon  Ribosome — The molecular machine that reads mRNA and assembles the polypeptide  rRNA (Ribosomal RNA) — Structural and catalytic component of ribosomes  A Site (Aminoacyl) — Ribosome site where incoming charged tRNA binds  P Site (Peptidyl) — Ribosome site where the growing polypeptide chain is held  E Site (Exit) — Ribosome site where empty tRNA exits  Polypeptide — A chain of amino acids linked by peptide bonds; folds into a functional protein   DNA Replication: Step by Step</w:t>
+        <w:t>Codon — A 3-letter code on mRNA (e.g., AUG = start)  Start codon — AUG (codes for methionine)  Stop codons — UAA, UAG, UGA (no amino acid; translation stops)  tRNA — Carries the right amino acid; has an anticodon that matches the mRNA codon  Ribosome — The machine that reads mRNA and builds the protein  A site — New tRNA arrives here  P site — Growing protein chain is held here  E site — Empty tRNA exits here   Quick Comparison</w:t>
       </w:r>
     </w:p>
     <w:p>
       <w:r>
-        <w:t>Helicase unwinds the double helix at the origin of replication  Primase adds a short RNA primer  DNA Polymerase adds complementary nucleotides (A-T, G-C) in the 5′ → 3′ direction  Leading strand is synthesized continuously; lagging strand in Okazaki fragments  Ligase seals the fragments together  Result: Two identical DNA molecules , each with one old and one new strand (semi-conservative)   Transcription: Step by Step</w:t>
+        <w:t>Replication  Transcription  Translation      Makes  DNA copy  mRNA  Protein    Enzyme  DNA Polymerase  RNA Polymerase  Ribosome    Where  Nucleus  Nucleus  Cytoplasm     Mutations</w:t>
       </w:r>
     </w:p>
     <w:p>
       <w:r>
-        <w:t>RNA Polymerase binds to the promoter on DNA  RNA Polymerase reads the template strand (3′ → 5′) and builds mRNA (5′ → 3′)  Base pairing: A→U, T→A, G→C, C→G (note: U replaces T in RNA)  RNA Polymerase reaches the terminator → mRNA is released  In eukaryotes: 5′ cap and poly-A tail are added; introns are spliced out  Mature mRNA exits the nucleus through nuclear pores → heads to the ribosome   Translation: Step by Step</w:t>
-      </w:r>
-    </w:p>
-    <w:p>
-      <w:r>
-        <w:t>mRNA binds to the ribosome; the start codon ( AUG ) is positioned at the P site  A tRNA with the anticodon matching the A site codon brings the next amino acid  A peptide bond forms between the amino acids (catalyzed by rRNA)  The ribosome shifts one codon forward ( translocation ): tRNA moves P→E (exits), new tRNA enters A site  Steps 2-4 repeat until a stop codon (UAA, UAG, or UGA) is reached  The polypeptide is released and folds into a functional protein   Key Comparisons</w:t>
-      </w:r>
-    </w:p>
-    <w:p>
-      <w:r>
-        <w:t>Feature  DNA Replication  Transcription  Translation      Template  DNA  DNA  mRNA    Product  DNA  mRNA  Polypeptide    Enzyme  DNA Polymerase  RNA Polymerase  Ribosome    Location  Nucleus  Nucleus  Cytoplasm (ribosome)    Direction  5′ → 3′  5′ → 3′ (mRNA)  5′ → 3′ (read direction)     Study Tips</w:t>
+        <w:t>Point mutation — One base is changed → may or may not change the protein  Frameshift mutation — A base is added or deleted → shifts ALL the codons → usually devastating   Study Tips</w:t>
       </w:r>
     </w:p>
     <w:sectPr>

--- a/PUBLISHED/biol-1/module_keys/module-07-molecular-genetics-keys-to-success.docx
+++ b/PUBLISHED/biol-1/module_keys/module-07-molecular-genetics-keys-to-success.docx
@@ -3,11 +3,17 @@
 <w:document xmlns:wpc="http://schemas.microsoft.com/office/word/2010/wordprocessingCanvas" xmlns:mo="http://schemas.microsoft.com/office/mac/office/2008/main" xmlns:mc="http://schemas.openxmlformats.org/markup-compatibility/2006" xmlns:mv="urn:schemas-microsoft-com:mac:vml" xmlns:o="urn:schemas-microsoft-com:office:office" xmlns:r="http://schemas.openxmlformats.org/officeDocument/2006/relationships" xmlns:m="http://schemas.openxmlformats.org/officeDocument/2006/math" xmlns:v="urn:schemas-microsoft-com:vml" xmlns:wp14="http://schemas.microsoft.com/office/word/2010/wordprocessingDrawing" xmlns:wp="http://schemas.openxmlformats.org/drawingml/2006/wordprocessingDrawing" xmlns:w10="urn:schemas-microsoft-com:office:word" xmlns:w="http://schemas.openxmlformats.org/wordprocessingml/2006/main" xmlns:w14="http://schemas.microsoft.com/office/word/2010/wordml" xmlns:wpg="http://schemas.microsoft.com/office/word/2010/wordprocessingGroup" xmlns:wpi="http://schemas.microsoft.com/office/word/2010/wordprocessingInk" xmlns:wne="http://schemas.microsoft.com/office/word/2006/wordml" xmlns:wps="http://schemas.microsoft.com/office/word/2010/wordprocessingShape" mc:Ignorable="w14 wp14">
   <w:body>
     <w:p>
+      <w:pPr>
+        <w:pStyle w:val="Heading1"/>
+      </w:pPr>
       <w:r>
         <w:t>Module 7: Molecular Genetics — Keys to Success</w:t>
       </w:r>
     </w:p>
     <w:p>
+      <w:pPr>
+        <w:pStyle w:val="Heading2"/>
+      </w:pPr>
       <w:r>
         <w:t>Learning Objectives</w:t>
       </w:r>
@@ -19,52 +25,837 @@
     </w:p>
     <w:p>
       <w:r>
-        <w:t>Describe the structure of DNA (double helix, nucleotides, base pairing)  Explain how DNA is copied (replication)  Explain how DNA is read to make RNA (transcription)  Explain how RNA is read to make a protein (translation)  Use a codon table to figure out amino acid sequences  Describe what mutations are and how they affect proteins   The Big Picture: The Central Dogma</w:t>
+        <w:t xml:space="preserve">1. </w:t>
+      </w:r>
+      <w:r>
+        <w:t>Describe the structure of DNA (double helix, nucleotides, base pairing)</w:t>
       </w:r>
     </w:p>
     <w:p>
       <w:r>
-        <w:t>DNA → RNA → Protein This is the flow of genetic information in all living things.</w:t>
+        <w:t xml:space="preserve">2. </w:t>
+      </w:r>
+      <w:r>
+        <w:t>Explain how DNA is copied (replication)</w:t>
       </w:r>
     </w:p>
     <w:p>
       <w:r>
-        <w:t>DNA = the instruction book (stored in the nucleus)  RNA = the copy of one instruction (carries it to the ribosome)  Protein = the finished product (does the actual work in the cell)   Key Terms</w:t>
+        <w:t xml:space="preserve">3. </w:t>
+      </w:r>
+      <w:r>
+        <w:t>Explain how DNA is read to make RNA (transcription)</w:t>
       </w:r>
     </w:p>
     <w:p>
+      <w:r>
+        <w:t xml:space="preserve">4. </w:t>
+      </w:r>
+      <w:r>
+        <w:t>Explain how RNA is read to make a protein (translation)</w:t>
+      </w:r>
+    </w:p>
+    <w:p>
+      <w:r>
+        <w:t xml:space="preserve">5. </w:t>
+      </w:r>
+      <w:r>
+        <w:t>Use a codon table to figure out amino acid sequences</w:t>
+      </w:r>
+    </w:p>
+    <w:p>
+      <w:r>
+        <w:t xml:space="preserve">6. </w:t>
+      </w:r>
+      <w:r>
+        <w:t>Describe what mutations are and how they affect proteins</w:t>
+      </w:r>
+    </w:p>
+    <w:p>
+      <w:pPr>
+        <w:pStyle w:val="Heading2"/>
+      </w:pPr>
+      <w:r>
+        <w:t>The Big Picture: The Central Dogma</w:t>
+      </w:r>
+    </w:p>
+    <w:p>
+      <w:r>
+        <w:br/>
+      </w:r>
+      <w:r>
+        <w:rPr>
+          <w:b/>
+        </w:rPr>
+        <w:t>DNA → RNA → Protein</w:t>
+      </w:r>
+      <w:r>
+        <w:br/>
+        <w:t>This is the flow of genetic information in all living things.</w:t>
+      </w:r>
+    </w:p>
+    <w:p>
+      <w:r>
+        <w:t xml:space="preserve">• </w:t>
+      </w:r>
+      <w:r>
+        <w:rPr>
+          <w:b/>
+        </w:rPr>
+        <w:t>DNA</w:t>
+      </w:r>
+      <w:r>
+        <w:t xml:space="preserve"> = the instruction book (stored in the nucleus)</w:t>
+      </w:r>
+    </w:p>
+    <w:p>
+      <w:r>
+        <w:t xml:space="preserve">• </w:t>
+      </w:r>
+      <w:r>
+        <w:rPr>
+          <w:b/>
+        </w:rPr>
+        <w:t>RNA</w:t>
+      </w:r>
+      <w:r>
+        <w:t xml:space="preserve"> = the copy of one instruction (carries it to the ribosome)</w:t>
+      </w:r>
+    </w:p>
+    <w:p>
+      <w:r>
+        <w:t xml:space="preserve">• </w:t>
+      </w:r>
+      <w:r>
+        <w:rPr>
+          <w:b/>
+        </w:rPr>
+        <w:t>Protein</w:t>
+      </w:r>
+      <w:r>
+        <w:t xml:space="preserve"> = the finished product (does the actual work in the cell)</w:t>
+      </w:r>
+    </w:p>
+    <w:p>
+      <w:pPr>
+        <w:pStyle w:val="Heading2"/>
+      </w:pPr>
+      <w:r>
+        <w:t>Key Terms</w:t>
+      </w:r>
+    </w:p>
+    <w:p>
+      <w:pPr>
+        <w:pStyle w:val="Heading3"/>
+      </w:pPr>
       <w:r>
         <w:t>DNA Structure</w:t>
       </w:r>
     </w:p>
     <w:p>
       <w:r>
-        <w:t>Nucleotide — The building block of DNA: a phosphate + a sugar + a base  Four DNA Bases — Adenine (A), Thymine (T), Guanine (G), Cytosine (C)  Base Pairing — A pairs with T (2 bonds); G pairs with C (3 bonds)  Double Helix — Two strands twisted around each other, running in opposite directions  Gene — A section of DNA that codes for one protein  Chromosome — A long DNA molecule packaged with proteins   DNA Replication (Copying DNA)</w:t>
+        <w:t xml:space="preserve">• </w:t>
+      </w:r>
+      <w:r>
+        <w:rPr>
+          <w:b/>
+        </w:rPr>
+        <w:t>Nucleotide</w:t>
+      </w:r>
+      <w:r>
+        <w:t xml:space="preserve"> — The building block of DNA: a phosphate + a sugar + a base</w:t>
       </w:r>
     </w:p>
     <w:p>
       <w:r>
-        <w:t>Helicase — Unzips the double helix  DNA Polymerase — Builds the new strand by matching bases (only works 5′→3′)  Leading Strand — Built continuously (smooth and easy)  Lagging Strand — Built in short pieces called Okazaki fragments  Primase — Lays down a short RNA starter (primer)  Ligase — Glues the fragments together  Semi-conservative — Each new DNA molecule has one old strand and one new strand   Transcription (DNA → RNA)</w:t>
+        <w:t xml:space="preserve">• </w:t>
+      </w:r>
+      <w:r>
+        <w:rPr>
+          <w:b/>
+        </w:rPr>
+        <w:t>Four DNA Bases</w:t>
+      </w:r>
+      <w:r>
+        <w:t xml:space="preserve"> — Adenine (A), Thymine (T), Guanine (G), Cytosine (C)</w:t>
       </w:r>
     </w:p>
     <w:p>
       <w:r>
-        <w:t>RNA Polymerase — Reads DNA and builds mRNA  mRNA — The messenger; carries the gene's code to the ribosome  RNA uses Uracil (U) instead of Thymine (T) — So A pairs with U in RNA  Promoter — The "start here" signal on DNA  In eukaryotes: introns are removed , exons stay (EX-ons are EX-pressed)   Translation (RNA → Protein)</w:t>
+        <w:t xml:space="preserve">• </w:t>
+      </w:r>
+      <w:r>
+        <w:rPr>
+          <w:b/>
+        </w:rPr>
+        <w:t>Base Pairing</w:t>
+      </w:r>
+      <w:r>
+        <w:t xml:space="preserve"> — A pairs with T (2 bonds); G pairs with C (3 bonds)</w:t>
       </w:r>
     </w:p>
     <w:p>
       <w:r>
-        <w:t>Codon — A 3-letter code on mRNA (e.g., AUG = start)  Start codon — AUG (codes for methionine)  Stop codons — UAA, UAG, UGA (no amino acid; translation stops)  tRNA — Carries the right amino acid; has an anticodon that matches the mRNA codon  Ribosome — The machine that reads mRNA and builds the protein  A site — New tRNA arrives here  P site — Growing protein chain is held here  E site — Empty tRNA exits here   Quick Comparison</w:t>
+        <w:t xml:space="preserve">• </w:t>
+      </w:r>
+      <w:r>
+        <w:rPr>
+          <w:b/>
+        </w:rPr>
+        <w:t>Double Helix</w:t>
+      </w:r>
+      <w:r>
+        <w:t xml:space="preserve"> — Two strands twisted around each other, running in opposite directions</w:t>
       </w:r>
     </w:p>
     <w:p>
       <w:r>
-        <w:t>Replication  Transcription  Translation      Makes  DNA copy  mRNA  Protein    Enzyme  DNA Polymerase  RNA Polymerase  Ribosome    Where  Nucleus  Nucleus  Cytoplasm     Mutations</w:t>
+        <w:t xml:space="preserve">• </w:t>
+      </w:r>
+      <w:r>
+        <w:rPr>
+          <w:b/>
+        </w:rPr>
+        <w:t>Gene</w:t>
+      </w:r>
+      <w:r>
+        <w:t xml:space="preserve"> — A section of DNA that codes for one protein</w:t>
       </w:r>
     </w:p>
     <w:p>
       <w:r>
-        <w:t>Point mutation — One base is changed → may or may not change the protein  Frameshift mutation — A base is added or deleted → shifts ALL the codons → usually devastating   Study Tips</w:t>
+        <w:t xml:space="preserve">• </w:t>
+      </w:r>
+      <w:r>
+        <w:rPr>
+          <w:b/>
+        </w:rPr>
+        <w:t>Chromosome</w:t>
+      </w:r>
+      <w:r>
+        <w:t xml:space="preserve"> — A long DNA molecule packaged with proteins</w:t>
+      </w:r>
+    </w:p>
+    <w:p>
+      <w:pPr>
+        <w:pStyle w:val="Heading3"/>
+      </w:pPr>
+      <w:r>
+        <w:t>DNA Replication (Copying DNA)</w:t>
+      </w:r>
+    </w:p>
+    <w:p>
+      <w:r>
+        <w:t xml:space="preserve">• </w:t>
+      </w:r>
+      <w:r>
+        <w:rPr>
+          <w:b/>
+        </w:rPr>
+        <w:t>Helicase</w:t>
+      </w:r>
+      <w:r>
+        <w:t xml:space="preserve"> — Unzips the double helix</w:t>
+      </w:r>
+    </w:p>
+    <w:p>
+      <w:r>
+        <w:t xml:space="preserve">• </w:t>
+      </w:r>
+      <w:r>
+        <w:rPr>
+          <w:b/>
+        </w:rPr>
+        <w:t>DNA Polymerase</w:t>
+      </w:r>
+      <w:r>
+        <w:t xml:space="preserve"> — Builds the new strand by matching bases (only works 5′→3′)</w:t>
+      </w:r>
+    </w:p>
+    <w:p>
+      <w:r>
+        <w:t xml:space="preserve">• </w:t>
+      </w:r>
+      <w:r>
+        <w:rPr>
+          <w:b/>
+        </w:rPr>
+        <w:t>Leading Strand</w:t>
+      </w:r>
+      <w:r>
+        <w:t xml:space="preserve"> — Built continuously (smooth and easy)</w:t>
+      </w:r>
+    </w:p>
+    <w:p>
+      <w:r>
+        <w:t xml:space="preserve">• </w:t>
+      </w:r>
+      <w:r>
+        <w:rPr>
+          <w:b/>
+        </w:rPr>
+        <w:t>Lagging Strand</w:t>
+      </w:r>
+      <w:r>
+        <w:t xml:space="preserve"> — Built in short pieces called </w:t>
+      </w:r>
+      <w:r>
+        <w:rPr>
+          <w:b/>
+        </w:rPr>
+        <w:t>Okazaki fragments</w:t>
+      </w:r>
+    </w:p>
+    <w:p>
+      <w:r>
+        <w:t xml:space="preserve">• </w:t>
+      </w:r>
+      <w:r>
+        <w:rPr>
+          <w:b/>
+        </w:rPr>
+        <w:t>Primase</w:t>
+      </w:r>
+      <w:r>
+        <w:t xml:space="preserve"> — Lays down a short RNA starter (primer)</w:t>
+      </w:r>
+    </w:p>
+    <w:p>
+      <w:r>
+        <w:t xml:space="preserve">• </w:t>
+      </w:r>
+      <w:r>
+        <w:rPr>
+          <w:b/>
+        </w:rPr>
+        <w:t>Ligase</w:t>
+      </w:r>
+      <w:r>
+        <w:t xml:space="preserve"> — Glues the fragments together</w:t>
+      </w:r>
+    </w:p>
+    <w:p>
+      <w:r>
+        <w:t xml:space="preserve">• </w:t>
+      </w:r>
+      <w:r>
+        <w:rPr>
+          <w:b/>
+        </w:rPr>
+        <w:t>Semi-conservative</w:t>
+      </w:r>
+      <w:r>
+        <w:t xml:space="preserve"> — Each new DNA molecule has one old strand and one new strand</w:t>
+      </w:r>
+    </w:p>
+    <w:p>
+      <w:pPr>
+        <w:pStyle w:val="Heading3"/>
+      </w:pPr>
+      <w:r>
+        <w:t>Transcription (DNA → RNA)</w:t>
+      </w:r>
+    </w:p>
+    <w:p>
+      <w:r>
+        <w:t xml:space="preserve">• </w:t>
+      </w:r>
+      <w:r>
+        <w:rPr>
+          <w:b/>
+        </w:rPr>
+        <w:t>RNA Polymerase</w:t>
+      </w:r>
+      <w:r>
+        <w:t xml:space="preserve"> — Reads DNA and builds mRNA</w:t>
+      </w:r>
+    </w:p>
+    <w:p>
+      <w:r>
+        <w:t xml:space="preserve">• </w:t>
+      </w:r>
+      <w:r>
+        <w:rPr>
+          <w:b/>
+        </w:rPr>
+        <w:t>mRNA</w:t>
+      </w:r>
+      <w:r>
+        <w:t xml:space="preserve"> — The messenger; carries the gene's code to the ribosome</w:t>
+      </w:r>
+    </w:p>
+    <w:p>
+      <w:r>
+        <w:t xml:space="preserve">• </w:t>
+      </w:r>
+      <w:r>
+        <w:rPr>
+          <w:b/>
+        </w:rPr>
+        <w:t>RNA uses Uracil (U) instead of Thymine (T)</w:t>
+      </w:r>
+      <w:r>
+        <w:t xml:space="preserve"> — So A pairs with U in RNA</w:t>
+      </w:r>
+    </w:p>
+    <w:p>
+      <w:r>
+        <w:t xml:space="preserve">• </w:t>
+      </w:r>
+      <w:r>
+        <w:rPr>
+          <w:b/>
+        </w:rPr>
+        <w:t>Promoter</w:t>
+      </w:r>
+      <w:r>
+        <w:t xml:space="preserve"> — The "start here" signal on DNA</w:t>
+      </w:r>
+    </w:p>
+    <w:p>
+      <w:r>
+        <w:t xml:space="preserve">• </w:t>
+      </w:r>
+      <w:r>
+        <w:t xml:space="preserve">In eukaryotes: </w:t>
+      </w:r>
+      <w:r>
+        <w:rPr>
+          <w:b/>
+        </w:rPr>
+        <w:t>introns are removed</w:t>
+      </w:r>
+      <w:r>
+        <w:t xml:space="preserve">, </w:t>
+      </w:r>
+      <w:r>
+        <w:rPr>
+          <w:b/>
+        </w:rPr>
+        <w:t>exons stay</w:t>
+      </w:r>
+      <w:r>
+        <w:t xml:space="preserve"> (EX-ons are EX-pressed)</w:t>
+      </w:r>
+    </w:p>
+    <w:p>
+      <w:pPr>
+        <w:pStyle w:val="Heading3"/>
+      </w:pPr>
+      <w:r>
+        <w:t>Translation (RNA → Protein)</w:t>
+      </w:r>
+    </w:p>
+    <w:p>
+      <w:r>
+        <w:t xml:space="preserve">• </w:t>
+      </w:r>
+      <w:r>
+        <w:rPr>
+          <w:b/>
+        </w:rPr>
+        <w:t>Codon</w:t>
+      </w:r>
+      <w:r>
+        <w:t xml:space="preserve"> — A 3-letter code on mRNA (e.g., AUG = start)</w:t>
+      </w:r>
+    </w:p>
+    <w:p>
+      <w:r>
+        <w:t xml:space="preserve">• </w:t>
+      </w:r>
+      <w:r>
+        <w:rPr>
+          <w:b/>
+        </w:rPr>
+        <w:t>Start codon</w:t>
+      </w:r>
+      <w:r>
+        <w:t xml:space="preserve"> — AUG (codes for methionine)</w:t>
+      </w:r>
+    </w:p>
+    <w:p>
+      <w:r>
+        <w:t xml:space="preserve">• </w:t>
+      </w:r>
+      <w:r>
+        <w:rPr>
+          <w:b/>
+        </w:rPr>
+        <w:t>Stop codons</w:t>
+      </w:r>
+      <w:r>
+        <w:t xml:space="preserve"> — UAA, UAG, UGA (no amino acid; translation stops)</w:t>
+      </w:r>
+    </w:p>
+    <w:p>
+      <w:r>
+        <w:t xml:space="preserve">• </w:t>
+      </w:r>
+      <w:r>
+        <w:rPr>
+          <w:b/>
+        </w:rPr>
+        <w:t>tRNA</w:t>
+      </w:r>
+      <w:r>
+        <w:t xml:space="preserve"> — Carries the right amino acid; has an anticodon that matches the mRNA codon</w:t>
+      </w:r>
+    </w:p>
+    <w:p>
+      <w:r>
+        <w:t xml:space="preserve">• </w:t>
+      </w:r>
+      <w:r>
+        <w:rPr>
+          <w:b/>
+        </w:rPr>
+        <w:t>Ribosome</w:t>
+      </w:r>
+      <w:r>
+        <w:t xml:space="preserve"> — The machine that reads mRNA and builds the protein</w:t>
+      </w:r>
+    </w:p>
+    <w:p>
+      <w:r>
+        <w:t xml:space="preserve">• </w:t>
+      </w:r>
+      <w:r>
+        <w:rPr>
+          <w:b/>
+        </w:rPr>
+        <w:t>A site</w:t>
+      </w:r>
+      <w:r>
+        <w:t xml:space="preserve"> — New tRNA arrives here</w:t>
+      </w:r>
+    </w:p>
+    <w:p>
+      <w:r>
+        <w:t xml:space="preserve">• </w:t>
+      </w:r>
+      <w:r>
+        <w:rPr>
+          <w:b/>
+        </w:rPr>
+        <w:t>P site</w:t>
+      </w:r>
+      <w:r>
+        <w:t xml:space="preserve"> — Growing protein chain is held here</w:t>
+      </w:r>
+    </w:p>
+    <w:p>
+      <w:r>
+        <w:t xml:space="preserve">• </w:t>
+      </w:r>
+      <w:r>
+        <w:rPr>
+          <w:b/>
+        </w:rPr>
+        <w:t>E site</w:t>
+      </w:r>
+      <w:r>
+        <w:t xml:space="preserve"> — Empty tRNA exits here</w:t>
+      </w:r>
+    </w:p>
+    <w:p>
+      <w:pPr>
+        <w:pStyle w:val="Heading2"/>
+      </w:pPr>
+      <w:r>
+        <w:t>Quick Comparison</w:t>
+      </w:r>
+    </w:p>
+    <w:tbl>
+      <w:tblPr>
+        <w:tblW w:type="auto" w:w="0"/>
+        <w:tblLook w:firstColumn="1" w:firstRow="1" w:lastColumn="0" w:lastRow="0" w:noHBand="0" w:noVBand="1" w:val="04A0"/>
+      </w:tblPr>
+      <w:tblGrid>
+        <w:gridCol w:w="2160"/>
+        <w:gridCol w:w="2160"/>
+        <w:gridCol w:w="2160"/>
+        <w:gridCol w:w="2160"/>
+      </w:tblGrid>
+      <w:tr>
+        <w:tc>
+          <w:tcPr>
+            <w:tcW w:type="dxa" w:w="2160"/>
+          </w:tcPr>
+          <w:p>
+            <w:r/>
+          </w:p>
+        </w:tc>
+        <w:tc>
+          <w:tcPr>
+            <w:tcW w:type="dxa" w:w="2160"/>
+          </w:tcPr>
+          <w:p>
+            <w:r>
+              <w:t>Replication</w:t>
+            </w:r>
+          </w:p>
+        </w:tc>
+        <w:tc>
+          <w:tcPr>
+            <w:tcW w:type="dxa" w:w="2160"/>
+          </w:tcPr>
+          <w:p>
+            <w:r>
+              <w:t>Transcription</w:t>
+            </w:r>
+          </w:p>
+        </w:tc>
+        <w:tc>
+          <w:tcPr>
+            <w:tcW w:type="dxa" w:w="2160"/>
+          </w:tcPr>
+          <w:p>
+            <w:r>
+              <w:t>Translation</w:t>
+            </w:r>
+          </w:p>
+        </w:tc>
+      </w:tr>
+      <w:tr>
+        <w:tc>
+          <w:tcPr>
+            <w:tcW w:type="dxa" w:w="2160"/>
+          </w:tcPr>
+          <w:p>
+            <w:r>
+              <w:t>Makes</w:t>
+            </w:r>
+          </w:p>
+        </w:tc>
+        <w:tc>
+          <w:tcPr>
+            <w:tcW w:type="dxa" w:w="2160"/>
+          </w:tcPr>
+          <w:p>
+            <w:r>
+              <w:t>DNA copy</w:t>
+            </w:r>
+          </w:p>
+        </w:tc>
+        <w:tc>
+          <w:tcPr>
+            <w:tcW w:type="dxa" w:w="2160"/>
+          </w:tcPr>
+          <w:p>
+            <w:r>
+              <w:t>mRNA</w:t>
+            </w:r>
+          </w:p>
+        </w:tc>
+        <w:tc>
+          <w:tcPr>
+            <w:tcW w:type="dxa" w:w="2160"/>
+          </w:tcPr>
+          <w:p>
+            <w:r>
+              <w:t>Protein</w:t>
+            </w:r>
+          </w:p>
+        </w:tc>
+      </w:tr>
+      <w:tr>
+        <w:tc>
+          <w:tcPr>
+            <w:tcW w:type="dxa" w:w="2160"/>
+          </w:tcPr>
+          <w:p>
+            <w:r>
+              <w:t>Enzyme</w:t>
+            </w:r>
+          </w:p>
+        </w:tc>
+        <w:tc>
+          <w:tcPr>
+            <w:tcW w:type="dxa" w:w="2160"/>
+          </w:tcPr>
+          <w:p>
+            <w:r>
+              <w:t>DNA Polymerase</w:t>
+            </w:r>
+          </w:p>
+        </w:tc>
+        <w:tc>
+          <w:tcPr>
+            <w:tcW w:type="dxa" w:w="2160"/>
+          </w:tcPr>
+          <w:p>
+            <w:r>
+              <w:t>RNA Polymerase</w:t>
+            </w:r>
+          </w:p>
+        </w:tc>
+        <w:tc>
+          <w:tcPr>
+            <w:tcW w:type="dxa" w:w="2160"/>
+          </w:tcPr>
+          <w:p>
+            <w:r>
+              <w:t>Ribosome</w:t>
+            </w:r>
+          </w:p>
+        </w:tc>
+      </w:tr>
+      <w:tr>
+        <w:tc>
+          <w:tcPr>
+            <w:tcW w:type="dxa" w:w="2160"/>
+          </w:tcPr>
+          <w:p>
+            <w:r>
+              <w:t>Where</w:t>
+            </w:r>
+          </w:p>
+        </w:tc>
+        <w:tc>
+          <w:tcPr>
+            <w:tcW w:type="dxa" w:w="2160"/>
+          </w:tcPr>
+          <w:p>
+            <w:r>
+              <w:t>Nucleus</w:t>
+            </w:r>
+          </w:p>
+        </w:tc>
+        <w:tc>
+          <w:tcPr>
+            <w:tcW w:type="dxa" w:w="2160"/>
+          </w:tcPr>
+          <w:p>
+            <w:r>
+              <w:t>Nucleus</w:t>
+            </w:r>
+          </w:p>
+        </w:tc>
+        <w:tc>
+          <w:tcPr>
+            <w:tcW w:type="dxa" w:w="2160"/>
+          </w:tcPr>
+          <w:p>
+            <w:r>
+              <w:t>Cytoplasm</w:t>
+            </w:r>
+          </w:p>
+        </w:tc>
+      </w:tr>
+    </w:tbl>
+    <w:p>
+      <w:pPr>
+        <w:pStyle w:val="Heading2"/>
+      </w:pPr>
+      <w:r>
+        <w:t>Mutations</w:t>
+      </w:r>
+    </w:p>
+    <w:p>
+      <w:r>
+        <w:t xml:space="preserve">• </w:t>
+      </w:r>
+      <w:r>
+        <w:rPr>
+          <w:b/>
+        </w:rPr>
+        <w:t>Point mutation</w:t>
+      </w:r>
+      <w:r>
+        <w:t xml:space="preserve"> — One base is changed → may or may not change the protein</w:t>
+      </w:r>
+    </w:p>
+    <w:p>
+      <w:r>
+        <w:t xml:space="preserve">• </w:t>
+      </w:r>
+      <w:r>
+        <w:rPr>
+          <w:b/>
+        </w:rPr>
+        <w:t>Frameshift mutation</w:t>
+      </w:r>
+      <w:r>
+        <w:t xml:space="preserve"> — A base is added or deleted → shifts ALL the codons → usually devastating</w:t>
+      </w:r>
+    </w:p>
+    <w:p>
+      <w:pPr>
+        <w:pStyle w:val="Heading2"/>
+      </w:pPr>
+      <w:r>
+        <w:t>Study Tips</w:t>
+      </w:r>
+    </w:p>
+    <w:p>
+      <w:r>
+        <w:t xml:space="preserve">1. </w:t>
+      </w:r>
+      <w:r>
+        <w:rPr>
+          <w:b/>
+        </w:rPr>
+        <w:t>Know the Central Dogma</w:t>
+      </w:r>
+      <w:r>
+        <w:t xml:space="preserve"> — DNA → RNA → Protein</w:t>
+      </w:r>
+    </w:p>
+    <w:p>
+      <w:r>
+        <w:t xml:space="preserve">2. </w:t>
+      </w:r>
+      <w:r>
+        <w:rPr>
+          <w:b/>
+        </w:rPr>
+        <w:t>Practice base pairing</w:t>
+      </w:r>
+      <w:r>
+        <w:t xml:space="preserve"> — DNA: A-T, G-C. RNA: A-U, G-C</w:t>
+      </w:r>
+    </w:p>
+    <w:p>
+      <w:r>
+        <w:t xml:space="preserve">3. </w:t>
+      </w:r>
+      <w:r>
+        <w:rPr>
+          <w:b/>
+        </w:rPr>
+        <w:t>Practice with the codon table</w:t>
+      </w:r>
+      <w:r>
+        <w:t xml:space="preserve"> — Start with DNA, write the mRNA, then look up amino acids</w:t>
+      </w:r>
+    </w:p>
+    <w:p>
+      <w:r>
+        <w:t xml:space="preserve">4. </w:t>
+      </w:r>
+      <w:r>
+        <w:rPr>
+          <w:b/>
+        </w:rPr>
+        <w:t>Remember the enzymes</w:t>
+      </w:r>
+      <w:r>
+        <w:t xml:space="preserve"> — Helicase unzips, Polymerase builds, Ligase glues</w:t>
+      </w:r>
+    </w:p>
+    <w:p>
+      <w:r>
+        <w:t xml:space="preserve">5. </w:t>
+      </w:r>
+      <w:r>
+        <w:rPr>
+          <w:b/>
+        </w:rPr>
+        <w:t>EX-ons EX-pressed, IN-trons stay IN</w:t>
+      </w:r>
+      <w:r>
+        <w:t xml:space="preserve"> — Easy way to remember splicing</w:t>
       </w:r>
     </w:p>
     <w:sectPr>

--- a/PUBLISHED/biol-1/module_keys/module-07-molecular-genetics-keys-to-success.docx
+++ b/PUBLISHED/biol-1/module_keys/module-07-molecular-genetics-keys-to-success.docx
@@ -7,7 +7,7 @@
         <w:pStyle w:val="Heading1"/>
       </w:pPr>
       <w:r>
-        <w:t>Module 7: Molecular Genetics — Keys to Success</w:t>
+        <w:t>Module 7: Molecular Genetics - Keys to Success</w:t>
       </w:r>
     </w:p>
     <w:p>
@@ -28,7 +28,7 @@
         <w:t xml:space="preserve">1. </w:t>
       </w:r>
       <w:r>
-        <w:t>Describe the structure of DNA (double helix, nucleotides, base pairing)</w:t>
+        <w:t>Describe DNA structure and base-pairing rules.</w:t>
       </w:r>
     </w:p>
     <w:p>
@@ -36,7 +36,7 @@
         <w:t xml:space="preserve">2. </w:t>
       </w:r>
       <w:r>
-        <w:t>Explain how DNA is copied (replication)</w:t>
+        <w:t>Explain why DNA replication is semiconservative.</w:t>
       </w:r>
     </w:p>
     <w:p>
@@ -44,7 +44,7 @@
         <w:t xml:space="preserve">3. </w:t>
       </w:r>
       <w:r>
-        <w:t>Explain how DNA is read to make RNA (transcription)</w:t>
+        <w:t>Compare transcription and translation.</w:t>
       </w:r>
     </w:p>
     <w:p>
@@ -52,7 +52,7 @@
         <w:t xml:space="preserve">4. </w:t>
       </w:r>
       <w:r>
-        <w:t>Explain how RNA is read to make a protein (translation)</w:t>
+        <w:t>Use codons to connect mRNA sequence to amino acid sequence.</w:t>
       </w:r>
     </w:p>
     <w:p>
@@ -60,15 +60,7 @@
         <w:t xml:space="preserve">5. </w:t>
       </w:r>
       <w:r>
-        <w:t>Use a codon table to figure out amino acid sequences</w:t>
-      </w:r>
-    </w:p>
-    <w:p>
-      <w:r>
-        <w:t xml:space="preserve">6. </w:t>
-      </w:r>
-      <w:r>
-        <w:t>Describe what mutations are and how they affect proteins</w:t>
+        <w:t>Explain how mutation can alter protein and trait outcomes.</w:t>
       </w:r>
     </w:p>
     <w:p>
@@ -76,22 +68,55 @@
         <w:pStyle w:val="Heading2"/>
       </w:pPr>
       <w:r>
-        <w:t>The Big Picture: The Central Dogma</w:t>
+        <w:t>Topics</w:t>
       </w:r>
     </w:p>
     <w:p>
       <w:r>
-        <w:br/>
+        <w:t xml:space="preserve">• </w:t>
       </w:r>
       <w:r>
-        <w:rPr>
-          <w:b/>
-        </w:rPr>
-        <w:t>DNA → RNA → Protein</w:t>
+        <w:t>DNA structure</w:t>
+      </w:r>
+    </w:p>
+    <w:p>
+      <w:r>
+        <w:t xml:space="preserve">• </w:t>
       </w:r>
       <w:r>
-        <w:br/>
-        <w:t>This is the flow of genetic information in all living things.</w:t>
+        <w:t>Replication</w:t>
+      </w:r>
+    </w:p>
+    <w:p>
+      <w:r>
+        <w:t xml:space="preserve">• </w:t>
+      </w:r>
+      <w:r>
+        <w:t>Transcription</w:t>
+      </w:r>
+    </w:p>
+    <w:p>
+      <w:r>
+        <w:t xml:space="preserve">• </w:t>
+      </w:r>
+      <w:r>
+        <w:t>Translation</w:t>
+      </w:r>
+    </w:p>
+    <w:p>
+      <w:r>
+        <w:t xml:space="preserve">• </w:t>
+      </w:r>
+      <w:r>
+        <w:t>Mutation and gene expression evidence</w:t>
+      </w:r>
+    </w:p>
+    <w:p>
+      <w:pPr>
+        <w:pStyle w:val="Heading2"/>
+      </w:pPr>
+      <w:r>
+        <w:t>Key Terms to Know</w:t>
       </w:r>
     </w:p>
     <w:p>
@@ -105,51 +130,7 @@
         <w:t>DNA</w:t>
       </w:r>
       <w:r>
-        <w:t xml:space="preserve"> = the instruction book (stored in the nucleus)</w:t>
-      </w:r>
-    </w:p>
-    <w:p>
-      <w:r>
-        <w:t xml:space="preserve">• </w:t>
-      </w:r>
-      <w:r>
-        <w:rPr>
-          <w:b/>
-        </w:rPr>
-        <w:t>RNA</w:t>
-      </w:r>
-      <w:r>
-        <w:t xml:space="preserve"> = the copy of one instruction (carries it to the ribosome)</w:t>
-      </w:r>
-    </w:p>
-    <w:p>
-      <w:r>
-        <w:t xml:space="preserve">• </w:t>
-      </w:r>
-      <w:r>
-        <w:rPr>
-          <w:b/>
-        </w:rPr>
-        <w:t>Protein</w:t>
-      </w:r>
-      <w:r>
-        <w:t xml:space="preserve"> = the finished product (does the actual work in the cell)</w:t>
-      </w:r>
-    </w:p>
-    <w:p>
-      <w:pPr>
-        <w:pStyle w:val="Heading2"/>
-      </w:pPr>
-      <w:r>
-        <w:t>Key Terms</w:t>
-      </w:r>
-    </w:p>
-    <w:p>
-      <w:pPr>
-        <w:pStyle w:val="Heading3"/>
-      </w:pPr>
-      <w:r>
-        <w:t>DNA Structure</w:t>
+        <w:t xml:space="preserve"> - Nucleic acid that stores hereditary information.</w:t>
       </w:r>
     </w:p>
     <w:p>
@@ -163,7 +144,7 @@
         <w:t>Nucleotide</w:t>
       </w:r>
       <w:r>
-        <w:t xml:space="preserve"> — The building block of DNA: a phosphate + a sugar + a base</w:t>
+        <w:t xml:space="preserve"> - DNA or RNA subunit with sugar, phosphate, and base.</w:t>
       </w:r>
     </w:p>
     <w:p>
@@ -174,10 +155,10 @@
         <w:rPr>
           <w:b/>
         </w:rPr>
-        <w:t>Four DNA Bases</w:t>
+        <w:t>Replication</w:t>
       </w:r>
       <w:r>
-        <w:t xml:space="preserve"> — Adenine (A), Thymine (T), Guanine (G), Cytosine (C)</w:t>
+        <w:t xml:space="preserve"> - Process that copies DNA.</w:t>
       </w:r>
     </w:p>
     <w:p>
@@ -188,10 +169,10 @@
         <w:rPr>
           <w:b/>
         </w:rPr>
-        <w:t>Base Pairing</w:t>
+        <w:t>Transcription</w:t>
       </w:r>
       <w:r>
-        <w:t xml:space="preserve"> — A pairs with T (2 bonds); G pairs with C (3 bonds)</w:t>
+        <w:t xml:space="preserve"> - Synthesis of RNA from a DNA template.</w:t>
       </w:r>
     </w:p>
     <w:p>
@@ -202,248 +183,10 @@
         <w:rPr>
           <w:b/>
         </w:rPr>
-        <w:t>Double Helix</w:t>
+        <w:t>Translation</w:t>
       </w:r>
       <w:r>
-        <w:t xml:space="preserve"> — Two strands twisted around each other, running in opposite directions</w:t>
-      </w:r>
-    </w:p>
-    <w:p>
-      <w:r>
-        <w:t xml:space="preserve">• </w:t>
-      </w:r>
-      <w:r>
-        <w:rPr>
-          <w:b/>
-        </w:rPr>
-        <w:t>Gene</w:t>
-      </w:r>
-      <w:r>
-        <w:t xml:space="preserve"> — A section of DNA that codes for one protein</w:t>
-      </w:r>
-    </w:p>
-    <w:p>
-      <w:r>
-        <w:t xml:space="preserve">• </w:t>
-      </w:r>
-      <w:r>
-        <w:rPr>
-          <w:b/>
-        </w:rPr>
-        <w:t>Chromosome</w:t>
-      </w:r>
-      <w:r>
-        <w:t xml:space="preserve"> — A long DNA molecule packaged with proteins</w:t>
-      </w:r>
-    </w:p>
-    <w:p>
-      <w:pPr>
-        <w:pStyle w:val="Heading3"/>
-      </w:pPr>
-      <w:r>
-        <w:t>DNA Replication (Copying DNA)</w:t>
-      </w:r>
-    </w:p>
-    <w:p>
-      <w:r>
-        <w:t xml:space="preserve">• </w:t>
-      </w:r>
-      <w:r>
-        <w:rPr>
-          <w:b/>
-        </w:rPr>
-        <w:t>Helicase</w:t>
-      </w:r>
-      <w:r>
-        <w:t xml:space="preserve"> — Unzips the double helix</w:t>
-      </w:r>
-    </w:p>
-    <w:p>
-      <w:r>
-        <w:t xml:space="preserve">• </w:t>
-      </w:r>
-      <w:r>
-        <w:rPr>
-          <w:b/>
-        </w:rPr>
-        <w:t>DNA Polymerase</w:t>
-      </w:r>
-      <w:r>
-        <w:t xml:space="preserve"> — Builds the new strand by matching bases (only works 5′→3′)</w:t>
-      </w:r>
-    </w:p>
-    <w:p>
-      <w:r>
-        <w:t xml:space="preserve">• </w:t>
-      </w:r>
-      <w:r>
-        <w:rPr>
-          <w:b/>
-        </w:rPr>
-        <w:t>Leading Strand</w:t>
-      </w:r>
-      <w:r>
-        <w:t xml:space="preserve"> — Built continuously (smooth and easy)</w:t>
-      </w:r>
-    </w:p>
-    <w:p>
-      <w:r>
-        <w:t xml:space="preserve">• </w:t>
-      </w:r>
-      <w:r>
-        <w:rPr>
-          <w:b/>
-        </w:rPr>
-        <w:t>Lagging Strand</w:t>
-      </w:r>
-      <w:r>
-        <w:t xml:space="preserve"> — Built in short pieces called </w:t>
-      </w:r>
-      <w:r>
-        <w:rPr>
-          <w:b/>
-        </w:rPr>
-        <w:t>Okazaki fragments</w:t>
-      </w:r>
-    </w:p>
-    <w:p>
-      <w:r>
-        <w:t xml:space="preserve">• </w:t>
-      </w:r>
-      <w:r>
-        <w:rPr>
-          <w:b/>
-        </w:rPr>
-        <w:t>Primase</w:t>
-      </w:r>
-      <w:r>
-        <w:t xml:space="preserve"> — Lays down a short RNA starter (primer)</w:t>
-      </w:r>
-    </w:p>
-    <w:p>
-      <w:r>
-        <w:t xml:space="preserve">• </w:t>
-      </w:r>
-      <w:r>
-        <w:rPr>
-          <w:b/>
-        </w:rPr>
-        <w:t>Ligase</w:t>
-      </w:r>
-      <w:r>
-        <w:t xml:space="preserve"> — Glues the fragments together</w:t>
-      </w:r>
-    </w:p>
-    <w:p>
-      <w:r>
-        <w:t xml:space="preserve">• </w:t>
-      </w:r>
-      <w:r>
-        <w:rPr>
-          <w:b/>
-        </w:rPr>
-        <w:t>Semi-conservative</w:t>
-      </w:r>
-      <w:r>
-        <w:t xml:space="preserve"> — Each new DNA molecule has one old strand and one new strand</w:t>
-      </w:r>
-    </w:p>
-    <w:p>
-      <w:pPr>
-        <w:pStyle w:val="Heading3"/>
-      </w:pPr>
-      <w:r>
-        <w:t>Transcription (DNA → RNA)</w:t>
-      </w:r>
-    </w:p>
-    <w:p>
-      <w:r>
-        <w:t xml:space="preserve">• </w:t>
-      </w:r>
-      <w:r>
-        <w:rPr>
-          <w:b/>
-        </w:rPr>
-        <w:t>RNA Polymerase</w:t>
-      </w:r>
-      <w:r>
-        <w:t xml:space="preserve"> — Reads DNA and builds mRNA</w:t>
-      </w:r>
-    </w:p>
-    <w:p>
-      <w:r>
-        <w:t xml:space="preserve">• </w:t>
-      </w:r>
-      <w:r>
-        <w:rPr>
-          <w:b/>
-        </w:rPr>
-        <w:t>mRNA</w:t>
-      </w:r>
-      <w:r>
-        <w:t xml:space="preserve"> — The messenger; carries the gene's code to the ribosome</w:t>
-      </w:r>
-    </w:p>
-    <w:p>
-      <w:r>
-        <w:t xml:space="preserve">• </w:t>
-      </w:r>
-      <w:r>
-        <w:rPr>
-          <w:b/>
-        </w:rPr>
-        <w:t>RNA uses Uracil (U) instead of Thymine (T)</w:t>
-      </w:r>
-      <w:r>
-        <w:t xml:space="preserve"> — So A pairs with U in RNA</w:t>
-      </w:r>
-    </w:p>
-    <w:p>
-      <w:r>
-        <w:t xml:space="preserve">• </w:t>
-      </w:r>
-      <w:r>
-        <w:rPr>
-          <w:b/>
-        </w:rPr>
-        <w:t>Promoter</w:t>
-      </w:r>
-      <w:r>
-        <w:t xml:space="preserve"> — The "start here" signal on DNA</w:t>
-      </w:r>
-    </w:p>
-    <w:p>
-      <w:r>
-        <w:t xml:space="preserve">• </w:t>
-      </w:r>
-      <w:r>
-        <w:t xml:space="preserve">In eukaryotes: </w:t>
-      </w:r>
-      <w:r>
-        <w:rPr>
-          <w:b/>
-        </w:rPr>
-        <w:t>introns are removed</w:t>
-      </w:r>
-      <w:r>
-        <w:t xml:space="preserve">, </w:t>
-      </w:r>
-      <w:r>
-        <w:rPr>
-          <w:b/>
-        </w:rPr>
-        <w:t>exons stay</w:t>
-      </w:r>
-      <w:r>
-        <w:t xml:space="preserve"> (EX-ons are EX-pressed)</w:t>
-      </w:r>
-    </w:p>
-    <w:p>
-      <w:pPr>
-        <w:pStyle w:val="Heading3"/>
-      </w:pPr>
-      <w:r>
-        <w:t>Translation (RNA → Protein)</w:t>
+        <w:t xml:space="preserve"> - Synthesis of protein from mRNA codons.</w:t>
       </w:r>
     </w:p>
     <w:p>
@@ -457,7 +200,7 @@
         <w:t>Codon</w:t>
       </w:r>
       <w:r>
-        <w:t xml:space="preserve"> — A 3-letter code on mRNA (e.g., AUG = start)</w:t>
+        <w:t xml:space="preserve"> - Three-base mRNA sequence read during translation.</w:t>
       </w:r>
     </w:p>
     <w:p>
@@ -468,10 +211,10 @@
         <w:rPr>
           <w:b/>
         </w:rPr>
-        <w:t>Start codon</w:t>
+        <w:t>Mutation</w:t>
       </w:r>
       <w:r>
-        <w:t xml:space="preserve"> — AUG (codes for methionine)</w:t>
+        <w:t xml:space="preserve"> - Change in DNA sequence.</w:t>
       </w:r>
     </w:p>
     <w:p>
@@ -482,80 +225,10 @@
         <w:rPr>
           <w:b/>
         </w:rPr>
-        <w:t>Stop codons</w:t>
+        <w:t>Gene expression</w:t>
       </w:r>
       <w:r>
-        <w:t xml:space="preserve"> — UAA, UAG, UGA (no amino acid; translation stops)</w:t>
-      </w:r>
-    </w:p>
-    <w:p>
-      <w:r>
-        <w:t xml:space="preserve">• </w:t>
-      </w:r>
-      <w:r>
-        <w:rPr>
-          <w:b/>
-        </w:rPr>
-        <w:t>tRNA</w:t>
-      </w:r>
-      <w:r>
-        <w:t xml:space="preserve"> — Carries the right amino acid; has an anticodon that matches the mRNA codon</w:t>
-      </w:r>
-    </w:p>
-    <w:p>
-      <w:r>
-        <w:t xml:space="preserve">• </w:t>
-      </w:r>
-      <w:r>
-        <w:rPr>
-          <w:b/>
-        </w:rPr>
-        <w:t>Ribosome</w:t>
-      </w:r>
-      <w:r>
-        <w:t xml:space="preserve"> — The machine that reads mRNA and builds the protein</w:t>
-      </w:r>
-    </w:p>
-    <w:p>
-      <w:r>
-        <w:t xml:space="preserve">• </w:t>
-      </w:r>
-      <w:r>
-        <w:rPr>
-          <w:b/>
-        </w:rPr>
-        <w:t>A site</w:t>
-      </w:r>
-      <w:r>
-        <w:t xml:space="preserve"> — New tRNA arrives here</w:t>
-      </w:r>
-    </w:p>
-    <w:p>
-      <w:r>
-        <w:t xml:space="preserve">• </w:t>
-      </w:r>
-      <w:r>
-        <w:rPr>
-          <w:b/>
-        </w:rPr>
-        <w:t>P site</w:t>
-      </w:r>
-      <w:r>
-        <w:t xml:space="preserve"> — Growing protein chain is held here</w:t>
-      </w:r>
-    </w:p>
-    <w:p>
-      <w:r>
-        <w:t xml:space="preserve">• </w:t>
-      </w:r>
-      <w:r>
-        <w:rPr>
-          <w:b/>
-        </w:rPr>
-        <w:t>E site</w:t>
-      </w:r>
-      <w:r>
-        <w:t xml:space="preserve"> — Empty tRNA exits here</w:t>
+        <w:t xml:space="preserve"> - Use of genetic information to make RNA or protein.</w:t>
       </w:r>
     </w:p>
     <w:p>
@@ -563,221 +236,47 @@
         <w:pStyle w:val="Heading2"/>
       </w:pPr>
       <w:r>
-        <w:t>Quick Comparison</w:t>
-      </w:r>
-    </w:p>
-    <w:tbl>
-      <w:tblPr>
-        <w:tblW w:type="auto" w:w="0"/>
-        <w:tblLook w:firstColumn="1" w:firstRow="1" w:lastColumn="0" w:lastRow="0" w:noHBand="0" w:noVBand="1" w:val="04A0"/>
-      </w:tblPr>
-      <w:tblGrid>
-        <w:gridCol w:w="2160"/>
-        <w:gridCol w:w="2160"/>
-        <w:gridCol w:w="2160"/>
-        <w:gridCol w:w="2160"/>
-      </w:tblGrid>
-      <w:tr>
-        <w:tc>
-          <w:tcPr>
-            <w:tcW w:type="dxa" w:w="2160"/>
-          </w:tcPr>
-          <w:p>
-            <w:r/>
-          </w:p>
-        </w:tc>
-        <w:tc>
-          <w:tcPr>
-            <w:tcW w:type="dxa" w:w="2160"/>
-          </w:tcPr>
-          <w:p>
-            <w:r>
-              <w:t>Replication</w:t>
-            </w:r>
-          </w:p>
-        </w:tc>
-        <w:tc>
-          <w:tcPr>
-            <w:tcW w:type="dxa" w:w="2160"/>
-          </w:tcPr>
-          <w:p>
-            <w:r>
-              <w:t>Transcription</w:t>
-            </w:r>
-          </w:p>
-        </w:tc>
-        <w:tc>
-          <w:tcPr>
-            <w:tcW w:type="dxa" w:w="2160"/>
-          </w:tcPr>
-          <w:p>
-            <w:r>
-              <w:t>Translation</w:t>
-            </w:r>
-          </w:p>
-        </w:tc>
-      </w:tr>
-      <w:tr>
-        <w:tc>
-          <w:tcPr>
-            <w:tcW w:type="dxa" w:w="2160"/>
-          </w:tcPr>
-          <w:p>
-            <w:r>
-              <w:t>Makes</w:t>
-            </w:r>
-          </w:p>
-        </w:tc>
-        <w:tc>
-          <w:tcPr>
-            <w:tcW w:type="dxa" w:w="2160"/>
-          </w:tcPr>
-          <w:p>
-            <w:r>
-              <w:t>DNA copy</w:t>
-            </w:r>
-          </w:p>
-        </w:tc>
-        <w:tc>
-          <w:tcPr>
-            <w:tcW w:type="dxa" w:w="2160"/>
-          </w:tcPr>
-          <w:p>
-            <w:r>
-              <w:t>mRNA</w:t>
-            </w:r>
-          </w:p>
-        </w:tc>
-        <w:tc>
-          <w:tcPr>
-            <w:tcW w:type="dxa" w:w="2160"/>
-          </w:tcPr>
-          <w:p>
-            <w:r>
-              <w:t>Protein</w:t>
-            </w:r>
-          </w:p>
-        </w:tc>
-      </w:tr>
-      <w:tr>
-        <w:tc>
-          <w:tcPr>
-            <w:tcW w:type="dxa" w:w="2160"/>
-          </w:tcPr>
-          <w:p>
-            <w:r>
-              <w:t>Enzyme</w:t>
-            </w:r>
-          </w:p>
-        </w:tc>
-        <w:tc>
-          <w:tcPr>
-            <w:tcW w:type="dxa" w:w="2160"/>
-          </w:tcPr>
-          <w:p>
-            <w:r>
-              <w:t>DNA Polymerase</w:t>
-            </w:r>
-          </w:p>
-        </w:tc>
-        <w:tc>
-          <w:tcPr>
-            <w:tcW w:type="dxa" w:w="2160"/>
-          </w:tcPr>
-          <w:p>
-            <w:r>
-              <w:t>RNA Polymerase</w:t>
-            </w:r>
-          </w:p>
-        </w:tc>
-        <w:tc>
-          <w:tcPr>
-            <w:tcW w:type="dxa" w:w="2160"/>
-          </w:tcPr>
-          <w:p>
-            <w:r>
-              <w:t>Ribosome</w:t>
-            </w:r>
-          </w:p>
-        </w:tc>
-      </w:tr>
-      <w:tr>
-        <w:tc>
-          <w:tcPr>
-            <w:tcW w:type="dxa" w:w="2160"/>
-          </w:tcPr>
-          <w:p>
-            <w:r>
-              <w:t>Where</w:t>
-            </w:r>
-          </w:p>
-        </w:tc>
-        <w:tc>
-          <w:tcPr>
-            <w:tcW w:type="dxa" w:w="2160"/>
-          </w:tcPr>
-          <w:p>
-            <w:r>
-              <w:t>Nucleus</w:t>
-            </w:r>
-          </w:p>
-        </w:tc>
-        <w:tc>
-          <w:tcPr>
-            <w:tcW w:type="dxa" w:w="2160"/>
-          </w:tcPr>
-          <w:p>
-            <w:r>
-              <w:t>Nucleus</w:t>
-            </w:r>
-          </w:p>
-        </w:tc>
-        <w:tc>
-          <w:tcPr>
-            <w:tcW w:type="dxa" w:w="2160"/>
-          </w:tcPr>
-          <w:p>
-            <w:r>
-              <w:t>Cytoplasm</w:t>
-            </w:r>
-          </w:p>
-        </w:tc>
-      </w:tr>
-    </w:tbl>
-    <w:p>
-      <w:pPr>
-        <w:pStyle w:val="Heading2"/>
-      </w:pPr>
-      <w:r>
-        <w:t>Mutations</w:t>
+        <w:t>Core Contents</w:t>
       </w:r>
     </w:p>
     <w:p>
       <w:r>
-        <w:t xml:space="preserve">• </w:t>
+        <w:t xml:space="preserve">1. </w:t>
       </w:r>
       <w:r>
-        <w:rPr>
-          <w:b/>
-        </w:rPr>
-        <w:t>Point mutation</w:t>
-      </w:r>
-      <w:r>
-        <w:t xml:space="preserve"> — One base is changed → may or may not change the protein</w:t>
+        <w:t>DNA stores information in nucleotide sequences and complementary base pairing.</w:t>
       </w:r>
     </w:p>
     <w:p>
       <w:r>
-        <w:t xml:space="preserve">• </w:t>
+        <w:t xml:space="preserve">2. </w:t>
       </w:r>
       <w:r>
-        <w:rPr>
-          <w:b/>
-        </w:rPr>
-        <w:t>Frameshift mutation</w:t>
+        <w:t>Replication copies DNA using each strand as a template.</w:t>
+      </w:r>
+    </w:p>
+    <w:p>
+      <w:r>
+        <w:t xml:space="preserve">3. </w:t>
       </w:r>
       <w:r>
-        <w:t xml:space="preserve"> — A base is added or deleted → shifts ALL the codons → usually devastating</w:t>
+        <w:t>Transcription produces RNA from a DNA gene.</w:t>
+      </w:r>
+    </w:p>
+    <w:p>
+      <w:r>
+        <w:t xml:space="preserve">4. </w:t>
+      </w:r>
+      <w:r>
+        <w:t>Translation uses mRNA codons and ribosomes to build proteins.</w:t>
+      </w:r>
+    </w:p>
+    <w:p>
+      <w:r>
+        <w:t xml:space="preserve">5. </w:t>
+      </w:r>
+      <w:r>
+        <w:t>Mutations and expression patterns connect molecular changes to traits.</w:t>
       </w:r>
     </w:p>
     <w:p>
@@ -793,13 +292,7 @@
         <w:t xml:space="preserve">1. </w:t>
       </w:r>
       <w:r>
-        <w:rPr>
-          <w:b/>
-        </w:rPr>
-        <w:t>Know the Central Dogma</w:t>
-      </w:r>
-      <w:r>
-        <w:t xml:space="preserve"> — DNA → RNA → Protein</w:t>
+        <w:t>Start with the module's central claim before memorizing vocabulary.</w:t>
       </w:r>
     </w:p>
     <w:p>
@@ -807,13 +300,7 @@
         <w:t xml:space="preserve">2. </w:t>
       </w:r>
       <w:r>
-        <w:rPr>
-          <w:b/>
-        </w:rPr>
-        <w:t>Practice base pairing</w:t>
-      </w:r>
-      <w:r>
-        <w:t xml:space="preserve"> — DNA: A-T, G-C. RNA: A-U, G-C</w:t>
+        <w:t>Use the same-numbered lab as the evidence check for the module.</w:t>
       </w:r>
     </w:p>
     <w:p>
@@ -821,13 +308,7 @@
         <w:t xml:space="preserve">3. </w:t>
       </w:r>
       <w:r>
-        <w:rPr>
-          <w:b/>
-        </w:rPr>
-        <w:t>Practice with the codon table</w:t>
-      </w:r>
-      <w:r>
-        <w:t xml:space="preserve"> — Start with DNA, write the mRNA, then look up amino acids</w:t>
+        <w:t>Explain one mechanism in words, then redraw it as a simple diagram.</w:t>
       </w:r>
     </w:p>
     <w:p>
@@ -835,27 +316,58 @@
         <w:t xml:space="preserve">4. </w:t>
       </w:r>
       <w:r>
-        <w:rPr>
-          <w:b/>
-        </w:rPr>
-        <w:t>Remember the enzymes</w:t>
+        <w:t>Answer retrieval questions without notes, then revise with the terms list.</w:t>
       </w:r>
+    </w:p>
+    <w:p>
+      <w:pPr>
+        <w:pStyle w:val="Heading2"/>
+      </w:pPr>
       <w:r>
-        <w:t xml:space="preserve"> — Helicase unzips, Polymerase builds, Ligase glues</w:t>
+        <w:t>Connected Lab</w:t>
       </w:r>
     </w:p>
     <w:p>
       <w:r>
-        <w:t xml:space="preserve">5. </w:t>
+        <w:t xml:space="preserve">• </w:t>
       </w:r>
       <w:r>
         <w:rPr>
-          <w:b/>
+          <w:rFonts w:ascii="Courier New" w:hAnsi="Courier New"/>
         </w:rPr>
-        <w:t>EX-ons EX-pressed, IN-trons stay IN</w:t>
+        <w:t>lab-07_molecular-genetics.md</w:t>
+      </w:r>
+    </w:p>
+    <w:p>
+      <w:pPr>
+        <w:pStyle w:val="Heading2"/>
+      </w:pPr>
+      <w:r>
+        <w:t>Generated Visuals</w:t>
+      </w:r>
+    </w:p>
+    <w:p>
+      <w:r>
+        <w:t xml:space="preserve">• </w:t>
       </w:r>
       <w:r>
-        <w:t xml:space="preserve"> — Easy way to remember splicing</w:t>
+        <w:t>Module 07: Molecular Genetics Concept Map</w:t>
+      </w:r>
+    </w:p>
+    <w:p>
+      <w:r>
+        <w:t xml:space="preserve">• </w:t>
+      </w:r>
+      <w:r>
+        <w:t>Module 07: Molecular Genetics Process Model</w:t>
+      </w:r>
+    </w:p>
+    <w:p>
+      <w:r>
+        <w:t xml:space="preserve">• </w:t>
+      </w:r>
+      <w:r>
+        <w:t>Module 07: Molecular Genetics Retrieval Card</w:t>
       </w:r>
     </w:p>
     <w:sectPr>
